--- a/descargas/bachillerato/word/PRESENTE_bachillerato_s4_lunes-21-dic.docx
+++ b/descargas/bachillerato/word/PRESENTE_bachillerato_s4_lunes-21-dic.docx
@@ -86,7 +86,7 @@
       </w:pPr>
       <w:r>
         <w:rPr/>
-        <w:t xml:space="preserve">«Ayer encendimos la cuarta vela». Se cuelga del lazo la tarjeta de la plantilla 4: «Para: ti. De: Dios». «El regalo tiene destinatario. Y pide respuesta».</w:t>
+        <w:t xml:space="preserve">«Ayer encendimos la cuarta vela». Se gira el símbolo de la caja y se lee lo que pone detrás: «Para: ti. De: Dios». «El regalo tiene destinatario. Y pide respuesta».</w:t>
       </w:r>
     </w:p>
     <w:p>
@@ -370,7 +370,7 @@
       </w:pPr>
       <w:r>
         <w:rPr/>
-        <w:t xml:space="preserve">Estamos en una etapa de decisiones: la PAU, las prácticas, qué estudiar, a qué dedicar la vida, con quién compartirla. María tampoco lo tenía todo claro («¿Cómo será eso?», Lc 1, 34), pero respondió: «He aquí la esclava del Señor». No esperó a tenerlo todo resuelto. Dijo sí aquí y ahora, y Dios hizo el resto. Si se usan, cada alumno recibe una tarjeta pequeña de la plantilla 4 y escribe en privado a qué quiere responder «¡Presente!».</w:t>
+        <w:t xml:space="preserve">Estamos en una etapa de decisiones: la PAU, las prácticas, qué estudiar, a qué dedicar la vida, con quién compartirla. María tampoco lo tenía todo claro («¿Cómo será eso?», Lc 1, 34), pero respondió: «He aquí la esclava del Señor». No esperó a tenerlo todo resuelto. Dijo sí aquí y ahora, y Dios hizo el resto. Cada alumno recibe su tarjeta de la plantilla 4: delante escribe su nombre y, por detrás, en privado, a qué quiere responder «¡Presente!». La dobla, la pega y la deja dentro de la caja.</w:t>
       </w:r>
     </w:p>
     <w:p>
